--- a/people-lead/word/andressa/03-plano-carreira.docx
+++ b/people-lead/word/andressa/03-plano-carreira.docx
@@ -12,7 +12,7 @@
           <w:color w:val="1F3A5F"/>
           <w:sz w:val="40"/>
         </w:rPr>
-        <w:t>Andressa — plano de carreira</w:t>
+        <w:t>Andressa Silva — plano de carreira</w:t>
       </w:r>
     </w:p>
     <w:p>
@@ -22,7 +22,7 @@
           <w:color w:val="555555"/>
           <w:sz w:val="22"/>
         </w:rPr>
-        <w:t>Andressa · People Lead · documento editável</w:t>
+        <w:t>Andressa Silva · People Lead · documento editável</w:t>
       </w:r>
     </w:p>
     <w:p/>
@@ -48,7 +48,7 @@
         <w:rPr>
           <w:b/>
         </w:rPr>
-        <w:t>Bradesco / sustentação legado</w:t>
+        <w:t>MAPFRE / sustentação legado</w:t>
       </w:r>
       <w:r>
         <w:t>.</w:t>
@@ -69,7 +69,7 @@
     </w:p>
     <w:p>
       <w:r>
-        <w:t xml:space="preserve">Andressa já provou que performa em backend moderno (Pix, microsserviços, .NET Core). O plano não é “ensiná-la a ser dev”. É </w:t>
+        <w:t xml:space="preserve">Andressa Silva já provou que performa em backend moderno (Pix, microsserviços, .NET Core). O plano não é “ensiná-la a ser dev”. É </w:t>
       </w:r>
       <w:r>
         <w:rPr>
@@ -791,7 +791,7 @@
               <w:rPr>
                 <w:sz w:val="20"/>
               </w:rPr>
-              <w:t>Conversas concretas de mobilidade se o Bradesco continuar 100% legado</w:t>
+              <w:t>Conversas concretas de mobilidade se a MAPFRE continuar 100% legado</w:t>
             </w:r>
           </w:p>
         </w:tc>
